--- a/docs/A1_Informe_fundamentacion_congresos_informatica.docx
+++ b/docs/A1_Informe_fundamentacion_congresos_informatica.docx
@@ -4490,7 +4490,6 @@
               </w:rPr>
               <w:t xml:space="preserve">Chen &amp; </w:t>
             </w:r>
-            <w:proofErr w:type="spellStart"/>
             <w:r>
               <w:rPr>
                 <w:b/>
@@ -4501,7 +4500,6 @@
               </w:rPr>
               <w:t>Guestrin</w:t>
             </w:r>
-            <w:proofErr w:type="spellEnd"/>
             <w:r>
               <w:rPr>
                 <w:b/>
@@ -24317,27 +24315,7 @@
           <w:color w:val="000000"/>
           <w:lang w:val="en-US"/>
         </w:rPr>
-        <w:t xml:space="preserve">Chen &amp; </w:t>
-      </w:r>
-      <w:proofErr w:type="spellStart"/>
-      <w:r>
-        <w:rPr>
-          <w:b/>
-          <w:bCs/>
-          <w:color w:val="000000"/>
-          <w:lang w:val="en-US"/>
-        </w:rPr>
-        <w:t>Konstan</w:t>
-      </w:r>
-      <w:proofErr w:type="spellEnd"/>
-      <w:r>
-        <w:rPr>
-          <w:b/>
-          <w:bCs/>
-          <w:color w:val="000000"/>
-          <w:lang w:val="en-US"/>
-        </w:rPr>
-        <w:t xml:space="preserve"> (2010) </w:t>
+        <w:t xml:space="preserve">Chen &amp; Konstan (2010) </w:t>
       </w:r>
       <w:hyperlink w:anchor="bookmark=id.cd953enffokt">
         <w:r>
@@ -24453,27 +24431,7 @@
           <w:color w:val="000000"/>
           <w:lang w:val="en-US"/>
         </w:rPr>
-        <w:t xml:space="preserve">Kochetkov, Birukou &amp; </w:t>
-      </w:r>
-      <w:proofErr w:type="spellStart"/>
-      <w:r>
-        <w:rPr>
-          <w:b/>
-          <w:bCs/>
-          <w:color w:val="000000"/>
-          <w:lang w:val="en-US"/>
-        </w:rPr>
-        <w:t>Ermolayeva</w:t>
-      </w:r>
-      <w:proofErr w:type="spellEnd"/>
-      <w:r>
-        <w:rPr>
-          <w:b/>
-          <w:bCs/>
-          <w:color w:val="000000"/>
-          <w:lang w:val="en-US"/>
-        </w:rPr>
-        <w:t xml:space="preserve"> (2022) </w:t>
+        <w:t xml:space="preserve">Kochetkov, Birukou &amp; Ermolayeva (2022) </w:t>
       </w:r>
       <w:hyperlink w:anchor="bookmark=id.u1xdcmoygapi">
         <w:r>
@@ -30115,27 +30073,7 @@
             <w:szCs w:val="16"/>
             <w:lang w:val="en-US"/>
           </w:rPr>
-          <w:t>tech/</w:t>
-        </w:r>
-        <w:proofErr w:type="spellStart"/>
-        <w:r>
-          <w:rPr>
-            <w:rStyle w:val="Hipervnculo"/>
-            <w:sz w:val="16"/>
-            <w:szCs w:val="16"/>
-            <w:lang w:val="en-US"/>
-          </w:rPr>
-          <w:t>full_papers</w:t>
-        </w:r>
-        <w:proofErr w:type="spellEnd"/>
-        <w:r>
-          <w:rPr>
-            <w:rStyle w:val="Hipervnculo"/>
-            <w:sz w:val="16"/>
-            <w:szCs w:val="16"/>
-            <w:lang w:val="en-US"/>
-          </w:rPr>
-          <w:t>/dean/dean.pdf</w:t>
+          <w:t>tech/full_papers/dean/dean.pdf</w:t>
         </w:r>
       </w:hyperlink>
     </w:p>
@@ -30550,43 +30488,7 @@
           <w:szCs w:val="18"/>
           <w:lang w:val="en-US"/>
         </w:rPr>
-        <w:t xml:space="preserve">  Material </w:t>
-      </w:r>
-      <w:proofErr w:type="spellStart"/>
-      <w:r>
-        <w:rPr>
-          <w:sz w:val="18"/>
-          <w:szCs w:val="18"/>
-          <w:lang w:val="en-US"/>
-        </w:rPr>
-        <w:t>suplementario</w:t>
-      </w:r>
-      <w:proofErr w:type="spellEnd"/>
-      <w:r>
-        <w:rPr>
-          <w:sz w:val="18"/>
-          <w:szCs w:val="18"/>
-          <w:lang w:val="en-US"/>
-        </w:rPr>
-        <w:t xml:space="preserve"> </w:t>
-      </w:r>
-      <w:proofErr w:type="spellStart"/>
-      <w:r>
-        <w:rPr>
-          <w:sz w:val="18"/>
-          <w:szCs w:val="18"/>
-          <w:lang w:val="en-US"/>
-        </w:rPr>
-        <w:t>usado</w:t>
-      </w:r>
-      <w:proofErr w:type="spellEnd"/>
-      <w:r>
-        <w:rPr>
-          <w:sz w:val="18"/>
-          <w:szCs w:val="18"/>
-          <w:lang w:val="en-US"/>
-        </w:rPr>
-        <w:t xml:space="preserve">: </w:t>
+        <w:t xml:space="preserve">  Material suplementario usado: </w:t>
       </w:r>
       <w:hyperlink r:id="rId66">
         <w:r>
@@ -31093,12 +30995,47 @@
         <w:t>SCIE. Los congresos de informática en los criterios de sexenios de la CNEAI (convocatorias 2001–2025). Versión 1.0, octubre de 2026.</w:t>
       </w:r>
       <w:bookmarkEnd w:id="69"/>
+      <w:r>
+        <w:rPr>
+          <w:sz w:val="18"/>
+          <w:szCs w:val="18"/>
+        </w:rPr>
+        <w:t xml:space="preserve"> </w:t>
+      </w:r>
+      <w:r>
+        <w:rPr>
+          <w:sz w:val="18"/>
+          <w:szCs w:val="18"/>
+        </w:rPr>
+        <w:t xml:space="preserve"> </w:t>
+      </w:r>
+      <w:hyperlink r:id="rId74" w:history="1">
+        <w:r>
+          <w:rPr>
+            <w:rStyle w:val="Hipervnculo"/>
+            <w:sz w:val="18"/>
+            <w:szCs w:val="18"/>
+          </w:rPr>
+          <w:t>https://www.scie.es/wp-content/uploads/2026/10/A3_Informe_congresos_sexenios_CNEAI_2001-2025.pdf</w:t>
+        </w:r>
+      </w:hyperlink>
+      <w:r>
+        <w:rPr>
+          <w:sz w:val="18"/>
+          <w:szCs w:val="18"/>
+        </w:rPr>
+        <w:t xml:space="preserve"> </w:t>
+      </w:r>
     </w:p>
     <w:p>
       <w:pPr>
         <w:keepLines/>
         <w:spacing w:before="40" w:after="40"/>
         <w:ind w:left="426" w:hanging="426"/>
+        <w:rPr>
+          <w:sz w:val="10"/>
+          <w:szCs w:val="10"/>
+        </w:rPr>
       </w:pPr>
       <w:r>
         <w:rPr>
@@ -31113,27 +31050,32 @@
           <w:szCs w:val="18"/>
         </w:rPr>
         <w:tab/>
-        <w:t>Agencia Estatal de Investigación. Instrucciones para rellenar el CVA (currículum vitae abreviado). https://www.aei.gob</w:t>
-      </w:r>
+        <w:t xml:space="preserve">Agencia Estatal de Investigación. Instrucciones para rellenar el CVA (currículum vitae abreviado). </w:t>
+      </w:r>
+      <w:hyperlink r:id="rId75" w:history="1">
+        <w:r>
+          <w:rPr>
+            <w:rStyle w:val="Hipervnculo"/>
+            <w:sz w:val="18"/>
+            <w:szCs w:val="18"/>
+          </w:rPr>
+          <w:t>https://www.aei.gob.es/sites/default/files/convocatory_info/assistants/2025-10/Instrucciones-CVA-2023-050124.pdf</w:t>
+        </w:r>
+      </w:hyperlink>
       <w:r>
         <w:rPr>
           <w:sz w:val="18"/>
           <w:szCs w:val="18"/>
         </w:rPr>
-        <w:t>.es/sites/default/files/convocatory_info/assistants/2025-10/Instrucciones-CVA-2023-050124.pdf (consultado en octubre de 2026).</w:t>
-      </w:r>
-    </w:p>
-    <w:p>
-      <w:pPr>
-        <w:pBdr>
-          <w:top w:val="single" w:sz="4" w:space="1" w:color="AAAAAA"/>
-        </w:pBdr>
-        <w:spacing w:before="200"/>
-        <w:rPr>
-          <w:sz w:val="10"/>
-          <w:szCs w:val="10"/>
-        </w:rPr>
-      </w:pPr>
+        <w:t xml:space="preserve"> </w:t>
+      </w:r>
+      <w:r>
+        <w:rPr>
+          <w:sz w:val="18"/>
+          <w:szCs w:val="18"/>
+        </w:rPr>
+        <w:t>(consultado en octubre de 2026).</w:t>
+      </w:r>
     </w:p>
     <w:p>
       <w:pPr>
@@ -31155,8 +31097,8 @@
       </w:pPr>
     </w:p>
     <w:sectPr>
-      <w:headerReference w:type="default" r:id="rId74"/>
-      <w:footerReference w:type="default" r:id="rId75"/>
+      <w:headerReference w:type="default" r:id="rId76"/>
+      <w:footerReference w:type="default" r:id="rId77"/>
       <w:pgSz w:w="11906" w:h="16838"/>
       <w:pgMar w:top="1276" w:right="1260" w:bottom="1134" w:left="1260" w:header="708" w:footer="708" w:gutter="0"/>
       <w:pgNumType w:start="1"/>
@@ -31228,7 +31170,7 @@
         <w:sz w:val="16"/>
         <w:szCs w:val="16"/>
       </w:rPr>
-      <w:t>26/10/2026</w:t>
+      <w:t>27/10/2026</w:t>
     </w:r>
     <w:r>
       <w:rPr>

--- a/docs/A1_Informe_fundamentacion_congresos_informatica.docx
+++ b/docs/A1_Informe_fundamentacion_congresos_informatica.docx
@@ -7095,7 +7095,7 @@
                 <w:sz w:val="18"/>
                 <w:szCs w:val="18"/>
               </w:rPr>
-              <w:t>- FaceNet sin patente;</w:t>
+              <w:t>- FaceNet: US 9.836.641, “Generating numeric embeddings of images” (Schroff, Kalenichenko y Philbin, Google; prioridad 17/12/2014, solicitada el 17/12/2015, concedida en 2017), que cita el artículo de FaceNet;</w:t>
             </w:r>
           </w:p>
           <w:p>
@@ -19768,7 +19768,7 @@
                 <w:sz w:val="18"/>
                 <w:szCs w:val="18"/>
               </w:rPr>
-              <w:t>~15–18 %</w:t>
+              <w:t>~12–17 %</w:t>
             </w:r>
           </w:p>
         </w:tc>
@@ -26924,11 +26924,6 @@
       <w:r>
         <w:t>Este documento emplea indicadores cuantitativos —tasas de aceptación, factores de impacto calculados, h5-index y cifras de citas— como evidencia de apoyo, no como métricas normativas autónomas. Su uso responde a los principios de CoARA sobre el uso responsable de los indicadores cuantitativos. Se recogen aquí las reglas de verificación aplicadas:</w:t>
       </w:r>
-    </w:p>
-    <w:p>
-      <w:pPr>
-        <w:spacing w:before="60"/>
-      </w:pPr>
     </w:p>
     <w:p>
       <w:pPr>
